--- a/test/output/brand-2026.docx
+++ b/test/output/brand-2026.docx
@@ -748,6 +748,15 @@
         <w:spacing w:after="0" w:before="200" w:line="240"/>
         <w:ind w:left="1474" w:hanging="1474"/>
       </w:pPr>
+      <w:r>
+        <w:fldChar w:fldCharType="begin"/>
+      </w:r>
+      <w:r>
+        <w:instrText xml:space="preserve"> TOC \o "2-4" \h \z </w:instrText>
+      </w:r>
+      <w:r>
+        <w:fldChar w:fldCharType="separate"/>
+      </w:r>
       <w:hyperlink w:history="1" w:anchor="_toc_1">
         <w:r>
           <w:rPr>
@@ -2933,6 +2942,9 @@
           <w:fldChar w:fldCharType="end"/>
         </w:r>
       </w:hyperlink>
+      <w:r>
+        <w:fldChar w:fldCharType="end"/>
+      </w:r>
     </w:p>
     <w:p>
       <w:pPr>
@@ -3117,7 +3129,7 @@
         </w:rPr>
         <w:t xml:space="preserve"> and a </w:t>
       </w:r>
-      <w:hyperlink w:history="1" r:id="rId7ljqa3adijwyqlxrklgrn">
+      <w:hyperlink w:history="1" r:id="rIddq1ozsio6chmyzxhhzc9h">
         <w:r>
           <w:rPr>
             <w:rFonts w:ascii="Roboto" w:cs="Roboto" w:eastAsia="Roboto" w:hAnsi="Roboto"/>
@@ -4607,7 +4619,7 @@
               </w:rPr>
               <w:t xml:space="preserve">See </w:t>
             </w:r>
-            <w:hyperlink w:history="1" r:id="rId5sy6hywf-sobfuzsspvdk">
+            <w:hyperlink w:history="1" r:id="rIdb4xusxfcxi09ojpgcz8xt">
               <w:r>
                 <w:rPr>
                   <w:rFonts w:ascii="Roboto" w:cs="Roboto" w:eastAsia="Roboto" w:hAnsi="Roboto"/>

--- a/test/output/brand-2026.docx
+++ b/test/output/brand-2026.docx
@@ -791,7 +791,7 @@
             <w:sz w:val="16"/>
             <w:szCs w:val="16"/>
           </w:rPr>
-          <w:fldChar w:fldCharType="begin" w:dirty="true"/>
+          <w:fldChar w:fldCharType="begin"/>
         </w:r>
         <w:r>
           <w:rPr>
@@ -878,7 +878,7 @@
             <w:sz w:val="16"/>
             <w:szCs w:val="16"/>
           </w:rPr>
-          <w:fldChar w:fldCharType="begin" w:dirty="true"/>
+          <w:fldChar w:fldCharType="begin"/>
         </w:r>
         <w:r>
           <w:rPr>
@@ -965,7 +965,7 @@
             <w:sz w:val="16"/>
             <w:szCs w:val="16"/>
           </w:rPr>
-          <w:fldChar w:fldCharType="begin" w:dirty="true"/>
+          <w:fldChar w:fldCharType="begin"/>
         </w:r>
         <w:r>
           <w:rPr>
@@ -1052,7 +1052,7 @@
             <w:sz w:val="16"/>
             <w:szCs w:val="16"/>
           </w:rPr>
-          <w:fldChar w:fldCharType="begin" w:dirty="true"/>
+          <w:fldChar w:fldCharType="begin"/>
         </w:r>
         <w:r>
           <w:rPr>
@@ -1129,7 +1129,7 @@
             <w:sz w:val="16"/>
             <w:szCs w:val="16"/>
           </w:rPr>
-          <w:fldChar w:fldCharType="begin" w:dirty="true"/>
+          <w:fldChar w:fldCharType="begin"/>
         </w:r>
         <w:r>
           <w:rPr>
@@ -1206,7 +1206,7 @@
             <w:sz w:val="16"/>
             <w:szCs w:val="16"/>
           </w:rPr>
-          <w:fldChar w:fldCharType="begin" w:dirty="true"/>
+          <w:fldChar w:fldCharType="begin"/>
         </w:r>
         <w:r>
           <w:rPr>
@@ -1293,7 +1293,7 @@
             <w:sz w:val="16"/>
             <w:szCs w:val="16"/>
           </w:rPr>
-          <w:fldChar w:fldCharType="begin" w:dirty="true"/>
+          <w:fldChar w:fldCharType="begin"/>
         </w:r>
         <w:r>
           <w:rPr>
@@ -1370,7 +1370,7 @@
             <w:sz w:val="16"/>
             <w:szCs w:val="16"/>
           </w:rPr>
-          <w:fldChar w:fldCharType="begin" w:dirty="true"/>
+          <w:fldChar w:fldCharType="begin"/>
         </w:r>
         <w:r>
           <w:rPr>
@@ -1447,7 +1447,7 @@
             <w:sz w:val="16"/>
             <w:szCs w:val="16"/>
           </w:rPr>
-          <w:fldChar w:fldCharType="begin" w:dirty="true"/>
+          <w:fldChar w:fldCharType="begin"/>
         </w:r>
         <w:r>
           <w:rPr>
@@ -1524,7 +1524,7 @@
             <w:sz w:val="16"/>
             <w:szCs w:val="16"/>
           </w:rPr>
-          <w:fldChar w:fldCharType="begin" w:dirty="true"/>
+          <w:fldChar w:fldCharType="begin"/>
         </w:r>
         <w:r>
           <w:rPr>
@@ -1611,7 +1611,7 @@
             <w:sz w:val="16"/>
             <w:szCs w:val="16"/>
           </w:rPr>
-          <w:fldChar w:fldCharType="begin" w:dirty="true"/>
+          <w:fldChar w:fldCharType="begin"/>
         </w:r>
         <w:r>
           <w:rPr>
@@ -1698,7 +1698,7 @@
             <w:sz w:val="16"/>
             <w:szCs w:val="16"/>
           </w:rPr>
-          <w:fldChar w:fldCharType="begin" w:dirty="true"/>
+          <w:fldChar w:fldCharType="begin"/>
         </w:r>
         <w:r>
           <w:rPr>
@@ -1785,7 +1785,7 @@
             <w:sz w:val="16"/>
             <w:szCs w:val="16"/>
           </w:rPr>
-          <w:fldChar w:fldCharType="begin" w:dirty="true"/>
+          <w:fldChar w:fldCharType="begin"/>
         </w:r>
         <w:r>
           <w:rPr>
@@ -1862,7 +1862,7 @@
             <w:sz w:val="16"/>
             <w:szCs w:val="16"/>
           </w:rPr>
-          <w:fldChar w:fldCharType="begin" w:dirty="true"/>
+          <w:fldChar w:fldCharType="begin"/>
         </w:r>
         <w:r>
           <w:rPr>
@@ -1939,7 +1939,7 @@
             <w:sz w:val="16"/>
             <w:szCs w:val="16"/>
           </w:rPr>
-          <w:fldChar w:fldCharType="begin" w:dirty="true"/>
+          <w:fldChar w:fldCharType="begin"/>
         </w:r>
         <w:r>
           <w:rPr>
@@ -2016,7 +2016,7 @@
             <w:sz w:val="16"/>
             <w:szCs w:val="16"/>
           </w:rPr>
-          <w:fldChar w:fldCharType="begin" w:dirty="true"/>
+          <w:fldChar w:fldCharType="begin"/>
         </w:r>
         <w:r>
           <w:rPr>
@@ -2103,7 +2103,7 @@
             <w:sz w:val="16"/>
             <w:szCs w:val="16"/>
           </w:rPr>
-          <w:fldChar w:fldCharType="begin" w:dirty="true"/>
+          <w:fldChar w:fldCharType="begin"/>
         </w:r>
         <w:r>
           <w:rPr>
@@ -2190,7 +2190,7 @@
             <w:sz w:val="16"/>
             <w:szCs w:val="16"/>
           </w:rPr>
-          <w:fldChar w:fldCharType="begin" w:dirty="true"/>
+          <w:fldChar w:fldCharType="begin"/>
         </w:r>
         <w:r>
           <w:rPr>
@@ -2267,7 +2267,7 @@
             <w:sz w:val="16"/>
             <w:szCs w:val="16"/>
           </w:rPr>
-          <w:fldChar w:fldCharType="begin" w:dirty="true"/>
+          <w:fldChar w:fldCharType="begin"/>
         </w:r>
         <w:r>
           <w:rPr>
@@ -2344,7 +2344,7 @@
             <w:sz w:val="16"/>
             <w:szCs w:val="16"/>
           </w:rPr>
-          <w:fldChar w:fldCharType="begin" w:dirty="true"/>
+          <w:fldChar w:fldCharType="begin"/>
         </w:r>
         <w:r>
           <w:rPr>
@@ -2421,7 +2421,7 @@
             <w:sz w:val="16"/>
             <w:szCs w:val="16"/>
           </w:rPr>
-          <w:fldChar w:fldCharType="begin" w:dirty="true"/>
+          <w:fldChar w:fldCharType="begin"/>
         </w:r>
         <w:r>
           <w:rPr>
@@ -2508,7 +2508,7 @@
             <w:sz w:val="16"/>
             <w:szCs w:val="16"/>
           </w:rPr>
-          <w:fldChar w:fldCharType="begin" w:dirty="true"/>
+          <w:fldChar w:fldCharType="begin"/>
         </w:r>
         <w:r>
           <w:rPr>
@@ -2585,7 +2585,7 @@
             <w:sz w:val="16"/>
             <w:szCs w:val="16"/>
           </w:rPr>
-          <w:fldChar w:fldCharType="begin" w:dirty="true"/>
+          <w:fldChar w:fldCharType="begin"/>
         </w:r>
         <w:r>
           <w:rPr>
@@ -2662,7 +2662,7 @@
             <w:sz w:val="16"/>
             <w:szCs w:val="16"/>
           </w:rPr>
-          <w:fldChar w:fldCharType="begin" w:dirty="true"/>
+          <w:fldChar w:fldCharType="begin"/>
         </w:r>
         <w:r>
           <w:rPr>
@@ -2739,7 +2739,7 @@
             <w:sz w:val="16"/>
             <w:szCs w:val="16"/>
           </w:rPr>
-          <w:fldChar w:fldCharType="begin" w:dirty="true"/>
+          <w:fldChar w:fldCharType="begin"/>
         </w:r>
         <w:r>
           <w:rPr>
@@ -2816,7 +2816,7 @@
             <w:sz w:val="16"/>
             <w:szCs w:val="16"/>
           </w:rPr>
-          <w:fldChar w:fldCharType="begin" w:dirty="true"/>
+          <w:fldChar w:fldCharType="begin"/>
         </w:r>
         <w:r>
           <w:rPr>
@@ -2903,7 +2903,7 @@
             <w:sz w:val="16"/>
             <w:szCs w:val="16"/>
           </w:rPr>
-          <w:fldChar w:fldCharType="begin" w:dirty="true"/>
+          <w:fldChar w:fldCharType="begin"/>
         </w:r>
         <w:r>
           <w:rPr>
@@ -3129,7 +3129,7 @@
         </w:rPr>
         <w:t xml:space="preserve"> and a </w:t>
       </w:r>
-      <w:hyperlink w:history="1" r:id="rIddq1ozsio6chmyzxhhzc9h">
+      <w:hyperlink w:history="1" r:id="rIdylfw53_xhffuj3jrwauuf">
         <w:r>
           <w:rPr>
             <w:rFonts w:ascii="Roboto" w:cs="Roboto" w:eastAsia="Roboto" w:hAnsi="Roboto"/>
@@ -4619,7 +4619,7 @@
               </w:rPr>
               <w:t xml:space="preserve">See </w:t>
             </w:r>
-            <w:hyperlink w:history="1" r:id="rIdb4xusxfcxi09ojpgcz8xt">
+            <w:hyperlink w:history="1" r:id="rIdfgdgtz91ojiyteheqc13v">
               <w:r>
                 <w:rPr>
                   <w:rFonts w:ascii="Roboto" w:cs="Roboto" w:eastAsia="Roboto" w:hAnsi="Roboto"/>

--- a/test/output/brand-2026.docx
+++ b/test/output/brand-2026.docx
@@ -3129,7 +3129,7 @@
         </w:rPr>
         <w:t xml:space="preserve"> and a </w:t>
       </w:r>
-      <w:hyperlink w:history="1" r:id="rIdylfw53_xhffuj3jrwauuf">
+      <w:hyperlink w:history="1" r:id="rId1_pwodvwfenezt1ndfvlr">
         <w:r>
           <w:rPr>
             <w:rFonts w:ascii="Roboto" w:cs="Roboto" w:eastAsia="Roboto" w:hAnsi="Roboto"/>
@@ -4619,7 +4619,7 @@
               </w:rPr>
               <w:t xml:space="preserve">See </w:t>
             </w:r>
-            <w:hyperlink w:history="1" r:id="rIdfgdgtz91ojiyteheqc13v">
+            <w:hyperlink w:history="1" r:id="rIdhm6iaism7aoujvfdawt97">
               <w:r>
                 <w:rPr>
                   <w:rFonts w:ascii="Roboto" w:cs="Roboto" w:eastAsia="Roboto" w:hAnsi="Roboto"/>

--- a/test/output/brand-2026.docx
+++ b/test/output/brand-2026.docx
@@ -9,7 +9,7 @@
       <w:r>
         <w:drawing>
           <wp:inline distT="0" distB="0" distL="0" distR="0">
-            <wp:extent cx="609600" cy="609600"/>
+            <wp:extent cx="415011" cy="488950"/>
             <wp:effectExtent t="0" r="0" b="0" l="0"/>
             <wp:docPr id="1" name="" descr="" title=""/>
             <wp:cNvGraphicFramePr>
@@ -34,7 +34,7 @@
                   <pic:spPr bwMode="auto">
                     <a:xfrm>
                       <a:off x="0" y="0"/>
-                      <a:ext cx="609600" cy="609600"/>
+                      <a:ext cx="415011" cy="488950"/>
                     </a:xfrm>
                     <a:prstGeom prst="rect">
                       <a:avLst/>
@@ -49,13 +49,23 @@
       <w:r>
         <w:rPr>
           <w:rFonts w:ascii="Roboto" w:cs="Roboto" w:eastAsia="Roboto" w:hAnsi="Roboto"/>
+          <w:spacing w:val="286"/>
+          <w:sz w:val="40"/>
+          <w:szCs w:val="40"/>
+        </w:rPr>
+        <w:t xml:space="preserve"> </w:t>
+      </w:r>
+      <w:r>
+        <w:rPr>
+          <w:rFonts w:ascii="Roboto" w:cs="Roboto" w:eastAsia="Roboto" w:hAnsi="Roboto"/>
           <w:b/>
           <w:bCs/>
           <w:color w:val="2F2450"/>
+          <w:position w:val="24"/>
           <w:sz w:val="40"/>
           <w:szCs w:val="40"/>
         </w:rPr>
-        <w:t xml:space="preserve">  Cognizone</w:t>
+        <w:t xml:space="preserve">Cognizone</w:t>
       </w:r>
     </w:p>
     <w:p>
@@ -1105,10 +1115,20 @@
           <w:rPr>
             <w:rFonts w:ascii="Roboto Mono" w:cs="Roboto Mono" w:eastAsia="Roboto Mono" w:hAnsi="Roboto Mono"/>
             <w:color w:val="6B6185"/>
+            <w:spacing w:val="-22"/>
             <w:sz w:val="15"/>
             <w:szCs w:val="15"/>
           </w:rPr>
-          <w:t xml:space="preserve">4.1 </w:t>
+          <w:t xml:space="preserve">4.</w:t>
+        </w:r>
+        <w:r>
+          <w:rPr>
+            <w:rFonts w:ascii="Roboto Mono" w:cs="Roboto Mono" w:eastAsia="Roboto Mono" w:hAnsi="Roboto Mono"/>
+            <w:color w:val="6B6185"/>
+            <w:sz w:val="15"/>
+            <w:szCs w:val="15"/>
+          </w:rPr>
+          <w:t xml:space="preserve">1 </w:t>
         </w:r>
         <w:r>
           <w:rPr>
@@ -1182,10 +1202,20 @@
           <w:rPr>
             <w:rFonts w:ascii="Roboto Mono" w:cs="Roboto Mono" w:eastAsia="Roboto Mono" w:hAnsi="Roboto Mono"/>
             <w:color w:val="6B6185"/>
+            <w:spacing w:val="-22"/>
             <w:sz w:val="15"/>
             <w:szCs w:val="15"/>
           </w:rPr>
-          <w:t xml:space="preserve">4.2 </w:t>
+          <w:t xml:space="preserve">4.</w:t>
+        </w:r>
+        <w:r>
+          <w:rPr>
+            <w:rFonts w:ascii="Roboto Mono" w:cs="Roboto Mono" w:eastAsia="Roboto Mono" w:hAnsi="Roboto Mono"/>
+            <w:color w:val="6B6185"/>
+            <w:sz w:val="15"/>
+            <w:szCs w:val="15"/>
+          </w:rPr>
+          <w:t xml:space="preserve">2 </w:t>
         </w:r>
         <w:r>
           <w:rPr>
@@ -1346,10 +1376,20 @@
           <w:rPr>
             <w:rFonts w:ascii="Roboto Mono" w:cs="Roboto Mono" w:eastAsia="Roboto Mono" w:hAnsi="Roboto Mono"/>
             <w:color w:val="6B6185"/>
+            <w:spacing w:val="-22"/>
             <w:sz w:val="15"/>
             <w:szCs w:val="15"/>
           </w:rPr>
-          <w:t xml:space="preserve">5.1 </w:t>
+          <w:t xml:space="preserve">5.</w:t>
+        </w:r>
+        <w:r>
+          <w:rPr>
+            <w:rFonts w:ascii="Roboto Mono" w:cs="Roboto Mono" w:eastAsia="Roboto Mono" w:hAnsi="Roboto Mono"/>
+            <w:color w:val="6B6185"/>
+            <w:sz w:val="15"/>
+            <w:szCs w:val="15"/>
+          </w:rPr>
+          <w:t xml:space="preserve">1 </w:t>
         </w:r>
         <w:r>
           <w:rPr>
@@ -1423,10 +1463,20 @@
           <w:rPr>
             <w:rFonts w:ascii="Roboto Mono" w:cs="Roboto Mono" w:eastAsia="Roboto Mono" w:hAnsi="Roboto Mono"/>
             <w:color w:val="6B6185"/>
+            <w:spacing w:val="-22"/>
             <w:sz w:val="15"/>
             <w:szCs w:val="15"/>
           </w:rPr>
-          <w:t xml:space="preserve">5.2 </w:t>
+          <w:t xml:space="preserve">5.</w:t>
+        </w:r>
+        <w:r>
+          <w:rPr>
+            <w:rFonts w:ascii="Roboto Mono" w:cs="Roboto Mono" w:eastAsia="Roboto Mono" w:hAnsi="Roboto Mono"/>
+            <w:color w:val="6B6185"/>
+            <w:sz w:val="15"/>
+            <w:szCs w:val="15"/>
+          </w:rPr>
+          <w:t xml:space="preserve">2 </w:t>
         </w:r>
         <w:r>
           <w:rPr>
@@ -1500,10 +1550,20 @@
           <w:rPr>
             <w:rFonts w:ascii="Roboto Mono" w:cs="Roboto Mono" w:eastAsia="Roboto Mono" w:hAnsi="Roboto Mono"/>
             <w:color w:val="6B6185"/>
+            <w:spacing w:val="-22"/>
             <w:sz w:val="15"/>
             <w:szCs w:val="15"/>
           </w:rPr>
-          <w:t xml:space="preserve">5.3 </w:t>
+          <w:t xml:space="preserve">5.</w:t>
+        </w:r>
+        <w:r>
+          <w:rPr>
+            <w:rFonts w:ascii="Roboto Mono" w:cs="Roboto Mono" w:eastAsia="Roboto Mono" w:hAnsi="Roboto Mono"/>
+            <w:color w:val="6B6185"/>
+            <w:sz w:val="15"/>
+            <w:szCs w:val="15"/>
+          </w:rPr>
+          <w:t xml:space="preserve">3 </w:t>
         </w:r>
         <w:r>
           <w:rPr>
@@ -1838,10 +1898,20 @@
           <w:rPr>
             <w:rFonts w:ascii="Roboto Mono" w:cs="Roboto Mono" w:eastAsia="Roboto Mono" w:hAnsi="Roboto Mono"/>
             <w:color w:val="6B6185"/>
+            <w:spacing w:val="-22"/>
             <w:sz w:val="15"/>
             <w:szCs w:val="15"/>
           </w:rPr>
-          <w:t xml:space="preserve">8.1 </w:t>
+          <w:t xml:space="preserve">8.</w:t>
+        </w:r>
+        <w:r>
+          <w:rPr>
+            <w:rFonts w:ascii="Roboto Mono" w:cs="Roboto Mono" w:eastAsia="Roboto Mono" w:hAnsi="Roboto Mono"/>
+            <w:color w:val="6B6185"/>
+            <w:sz w:val="15"/>
+            <w:szCs w:val="15"/>
+          </w:rPr>
+          <w:t xml:space="preserve">1 </w:t>
         </w:r>
         <w:r>
           <w:rPr>
@@ -1915,10 +1985,20 @@
           <w:rPr>
             <w:rFonts w:ascii="Roboto Mono" w:cs="Roboto Mono" w:eastAsia="Roboto Mono" w:hAnsi="Roboto Mono"/>
             <w:color w:val="6B6185"/>
+            <w:spacing w:val="-22"/>
             <w:sz w:val="15"/>
             <w:szCs w:val="15"/>
           </w:rPr>
-          <w:t xml:space="preserve">8.2 </w:t>
+          <w:t xml:space="preserve">8.</w:t>
+        </w:r>
+        <w:r>
+          <w:rPr>
+            <w:rFonts w:ascii="Roboto Mono" w:cs="Roboto Mono" w:eastAsia="Roboto Mono" w:hAnsi="Roboto Mono"/>
+            <w:color w:val="6B6185"/>
+            <w:sz w:val="15"/>
+            <w:szCs w:val="15"/>
+          </w:rPr>
+          <w:t xml:space="preserve">2 </w:t>
         </w:r>
         <w:r>
           <w:rPr>
@@ -1992,10 +2072,20 @@
           <w:rPr>
             <w:rFonts w:ascii="Roboto Mono" w:cs="Roboto Mono" w:eastAsia="Roboto Mono" w:hAnsi="Roboto Mono"/>
             <w:color w:val="6B6185"/>
+            <w:spacing w:val="-22"/>
             <w:sz w:val="15"/>
             <w:szCs w:val="15"/>
           </w:rPr>
-          <w:t xml:space="preserve">8.3 </w:t>
+          <w:t xml:space="preserve">8.</w:t>
+        </w:r>
+        <w:r>
+          <w:rPr>
+            <w:rFonts w:ascii="Roboto Mono" w:cs="Roboto Mono" w:eastAsia="Roboto Mono" w:hAnsi="Roboto Mono"/>
+            <w:color w:val="6B6185"/>
+            <w:sz w:val="15"/>
+            <w:szCs w:val="15"/>
+          </w:rPr>
+          <w:t xml:space="preserve">3 </w:t>
         </w:r>
         <w:r>
           <w:rPr>
@@ -2246,7 +2336,26 @@
             <w:sz w:val="15"/>
             <w:szCs w:val="15"/>
           </w:rPr>
-          <w:t xml:space="preserve">10.1 </w:t>
+          <w:t xml:space="preserve">1</w:t>
+        </w:r>
+        <w:r>
+          <w:rPr>
+            <w:rFonts w:ascii="Roboto Mono" w:cs="Roboto Mono" w:eastAsia="Roboto Mono" w:hAnsi="Roboto Mono"/>
+            <w:color w:val="6B6185"/>
+            <w:spacing w:val="-22"/>
+            <w:sz w:val="15"/>
+            <w:szCs w:val="15"/>
+          </w:rPr>
+          <w:t xml:space="preserve">0.</w:t>
+        </w:r>
+        <w:r>
+          <w:rPr>
+            <w:rFonts w:ascii="Roboto Mono" w:cs="Roboto Mono" w:eastAsia="Roboto Mono" w:hAnsi="Roboto Mono"/>
+            <w:color w:val="6B6185"/>
+            <w:sz w:val="15"/>
+            <w:szCs w:val="15"/>
+          </w:rPr>
+          <w:t xml:space="preserve">1 </w:t>
         </w:r>
         <w:r>
           <w:rPr>
@@ -2323,7 +2432,36 @@
             <w:sz w:val="15"/>
             <w:szCs w:val="15"/>
           </w:rPr>
-          <w:t xml:space="preserve">10.1.1 </w:t>
+          <w:t xml:space="preserve">1</w:t>
+        </w:r>
+        <w:r>
+          <w:rPr>
+            <w:rFonts w:ascii="Roboto Mono" w:cs="Roboto Mono" w:eastAsia="Roboto Mono" w:hAnsi="Roboto Mono"/>
+            <w:color w:val="6B6185"/>
+            <w:spacing w:val="-22"/>
+            <w:sz w:val="15"/>
+            <w:szCs w:val="15"/>
+          </w:rPr>
+          <w:t xml:space="preserve">0.</w:t>
+        </w:r>
+        <w:r>
+          <w:rPr>
+            <w:rFonts w:ascii="Roboto Mono" w:cs="Roboto Mono" w:eastAsia="Roboto Mono" w:hAnsi="Roboto Mono"/>
+            <w:color w:val="6B6185"/>
+            <w:spacing w:val="-22"/>
+            <w:sz w:val="15"/>
+            <w:szCs w:val="15"/>
+          </w:rPr>
+          <w:t xml:space="preserve">1.</w:t>
+        </w:r>
+        <w:r>
+          <w:rPr>
+            <w:rFonts w:ascii="Roboto Mono" w:cs="Roboto Mono" w:eastAsia="Roboto Mono" w:hAnsi="Roboto Mono"/>
+            <w:color w:val="6B6185"/>
+            <w:sz w:val="15"/>
+            <w:szCs w:val="15"/>
+          </w:rPr>
+          <w:t xml:space="preserve">1 </w:t>
         </w:r>
         <w:r>
           <w:rPr>
@@ -2400,7 +2538,26 @@
             <w:sz w:val="15"/>
             <w:szCs w:val="15"/>
           </w:rPr>
-          <w:t xml:space="preserve">10.2 </w:t>
+          <w:t xml:space="preserve">1</w:t>
+        </w:r>
+        <w:r>
+          <w:rPr>
+            <w:rFonts w:ascii="Roboto Mono" w:cs="Roboto Mono" w:eastAsia="Roboto Mono" w:hAnsi="Roboto Mono"/>
+            <w:color w:val="6B6185"/>
+            <w:spacing w:val="-22"/>
+            <w:sz w:val="15"/>
+            <w:szCs w:val="15"/>
+          </w:rPr>
+          <w:t xml:space="preserve">0.</w:t>
+        </w:r>
+        <w:r>
+          <w:rPr>
+            <w:rFonts w:ascii="Roboto Mono" w:cs="Roboto Mono" w:eastAsia="Roboto Mono" w:hAnsi="Roboto Mono"/>
+            <w:color w:val="6B6185"/>
+            <w:sz w:val="15"/>
+            <w:szCs w:val="15"/>
+          </w:rPr>
+          <w:t xml:space="preserve">2 </w:t>
         </w:r>
         <w:r>
           <w:rPr>
@@ -2564,7 +2721,26 @@
             <w:sz w:val="15"/>
             <w:szCs w:val="15"/>
           </w:rPr>
-          <w:t xml:space="preserve">11.1 </w:t>
+          <w:t xml:space="preserve">1</w:t>
+        </w:r>
+        <w:r>
+          <w:rPr>
+            <w:rFonts w:ascii="Roboto Mono" w:cs="Roboto Mono" w:eastAsia="Roboto Mono" w:hAnsi="Roboto Mono"/>
+            <w:color w:val="6B6185"/>
+            <w:spacing w:val="-22"/>
+            <w:sz w:val="15"/>
+            <w:szCs w:val="15"/>
+          </w:rPr>
+          <w:t xml:space="preserve">1.</w:t>
+        </w:r>
+        <w:r>
+          <w:rPr>
+            <w:rFonts w:ascii="Roboto Mono" w:cs="Roboto Mono" w:eastAsia="Roboto Mono" w:hAnsi="Roboto Mono"/>
+            <w:color w:val="6B6185"/>
+            <w:sz w:val="15"/>
+            <w:szCs w:val="15"/>
+          </w:rPr>
+          <w:t xml:space="preserve">1 </w:t>
         </w:r>
         <w:r>
           <w:rPr>
@@ -2641,7 +2817,26 @@
             <w:sz w:val="15"/>
             <w:szCs w:val="15"/>
           </w:rPr>
-          <w:t xml:space="preserve">11.2 </w:t>
+          <w:t xml:space="preserve">1</w:t>
+        </w:r>
+        <w:r>
+          <w:rPr>
+            <w:rFonts w:ascii="Roboto Mono" w:cs="Roboto Mono" w:eastAsia="Roboto Mono" w:hAnsi="Roboto Mono"/>
+            <w:color w:val="6B6185"/>
+            <w:spacing w:val="-22"/>
+            <w:sz w:val="15"/>
+            <w:szCs w:val="15"/>
+          </w:rPr>
+          <w:t xml:space="preserve">1.</w:t>
+        </w:r>
+        <w:r>
+          <w:rPr>
+            <w:rFonts w:ascii="Roboto Mono" w:cs="Roboto Mono" w:eastAsia="Roboto Mono" w:hAnsi="Roboto Mono"/>
+            <w:color w:val="6B6185"/>
+            <w:sz w:val="15"/>
+            <w:szCs w:val="15"/>
+          </w:rPr>
+          <w:t xml:space="preserve">2 </w:t>
         </w:r>
         <w:r>
           <w:rPr>
@@ -2718,7 +2913,26 @@
             <w:sz w:val="15"/>
             <w:szCs w:val="15"/>
           </w:rPr>
-          <w:t xml:space="preserve">11.3 </w:t>
+          <w:t xml:space="preserve">1</w:t>
+        </w:r>
+        <w:r>
+          <w:rPr>
+            <w:rFonts w:ascii="Roboto Mono" w:cs="Roboto Mono" w:eastAsia="Roboto Mono" w:hAnsi="Roboto Mono"/>
+            <w:color w:val="6B6185"/>
+            <w:spacing w:val="-22"/>
+            <w:sz w:val="15"/>
+            <w:szCs w:val="15"/>
+          </w:rPr>
+          <w:t xml:space="preserve">1.</w:t>
+        </w:r>
+        <w:r>
+          <w:rPr>
+            <w:rFonts w:ascii="Roboto Mono" w:cs="Roboto Mono" w:eastAsia="Roboto Mono" w:hAnsi="Roboto Mono"/>
+            <w:color w:val="6B6185"/>
+            <w:sz w:val="15"/>
+            <w:szCs w:val="15"/>
+          </w:rPr>
+          <w:t xml:space="preserve">3 </w:t>
         </w:r>
         <w:r>
           <w:rPr>
@@ -2795,7 +3009,26 @@
             <w:sz w:val="15"/>
             <w:szCs w:val="15"/>
           </w:rPr>
-          <w:t xml:space="preserve">11.4 </w:t>
+          <w:t xml:space="preserve">1</w:t>
+        </w:r>
+        <w:r>
+          <w:rPr>
+            <w:rFonts w:ascii="Roboto Mono" w:cs="Roboto Mono" w:eastAsia="Roboto Mono" w:hAnsi="Roboto Mono"/>
+            <w:color w:val="6B6185"/>
+            <w:spacing w:val="-22"/>
+            <w:sz w:val="15"/>
+            <w:szCs w:val="15"/>
+          </w:rPr>
+          <w:t xml:space="preserve">1.</w:t>
+        </w:r>
+        <w:r>
+          <w:rPr>
+            <w:rFonts w:ascii="Roboto Mono" w:cs="Roboto Mono" w:eastAsia="Roboto Mono" w:hAnsi="Roboto Mono"/>
+            <w:color w:val="6B6185"/>
+            <w:sz w:val="15"/>
+            <w:szCs w:val="15"/>
+          </w:rPr>
+          <w:t xml:space="preserve">4 </w:t>
         </w:r>
         <w:r>
           <w:rPr>
@@ -3129,7 +3362,7 @@
         </w:rPr>
         <w:t xml:space="preserve"> and a </w:t>
       </w:r>
-      <w:hyperlink w:history="1" r:id="rId1_pwodvwfenezt1ndfvlr">
+      <w:hyperlink w:history="1" r:id="rIdduxyzazpxwsmnab-qac-r">
         <w:r>
           <w:rPr>
             <w:rFonts w:ascii="Roboto" w:cs="Roboto" w:eastAsia="Roboto" w:hAnsi="Roboto"/>
@@ -3652,15 +3885,41 @@
         <w:rPr>
           <w:rFonts w:ascii="Roboto Mono" w:cs="Roboto Mono" w:eastAsia="Roboto Mono" w:hAnsi="Roboto Mono"/>
           <w:color w:val="C85A8A"/>
+          <w:spacing w:val="-30"/>
           <w:sz w:val="20"/>
           <w:szCs w:val="20"/>
         </w:rPr>
-        <w:t xml:space="preserve">4.1 </w:t>
+        <w:t xml:space="preserve">4.</w:t>
+      </w:r>
+      <w:r>
+        <w:rPr>
+          <w:rFonts w:ascii="Roboto Mono" w:cs="Roboto Mono" w:eastAsia="Roboto Mono" w:hAnsi="Roboto Mono"/>
+          <w:color w:val="C85A8A"/>
+          <w:sz w:val="20"/>
+          <w:szCs w:val="20"/>
+        </w:rPr>
+        <w:t xml:space="preserve">1</w:t>
+      </w:r>
+      <w:r>
+        <w:rPr>
+          <w:rFonts w:ascii="Roboto Mono" w:cs="Roboto Mono" w:eastAsia="Roboto Mono" w:hAnsi="Roboto Mono"/>
+          <w:color w:val="C85A8A"/>
+          <w:spacing w:val="60"/>
+          <w:sz w:val="20"/>
+          <w:szCs w:val="20"/>
+        </w:rPr>
+        <w:t xml:space="preserve"> </w:t>
       </w:r>
       <w:r>
         <w:t xml:space="preserve">Simple Table</w:t>
       </w:r>
       <w:bookmarkEnd w:id="5"/>
+    </w:p>
+    <w:p>
+      <w:pPr>
+        <w:keepNext/>
+        <w:spacing w:after="0" w:before="0" w:line="240" w:lineRule="exact"/>
+      </w:pPr>
     </w:p>
     <w:tbl>
       <w:tblPr>
@@ -4275,15 +4534,41 @@
         <w:rPr>
           <w:rFonts w:ascii="Roboto Mono" w:cs="Roboto Mono" w:eastAsia="Roboto Mono" w:hAnsi="Roboto Mono"/>
           <w:color w:val="C85A8A"/>
+          <w:spacing w:val="-30"/>
           <w:sz w:val="20"/>
           <w:szCs w:val="20"/>
         </w:rPr>
-        <w:t xml:space="preserve">4.2 </w:t>
+        <w:t xml:space="preserve">4.</w:t>
+      </w:r>
+      <w:r>
+        <w:rPr>
+          <w:rFonts w:ascii="Roboto Mono" w:cs="Roboto Mono" w:eastAsia="Roboto Mono" w:hAnsi="Roboto Mono"/>
+          <w:color w:val="C85A8A"/>
+          <w:sz w:val="20"/>
+          <w:szCs w:val="20"/>
+        </w:rPr>
+        <w:t xml:space="preserve">2</w:t>
+      </w:r>
+      <w:r>
+        <w:rPr>
+          <w:rFonts w:ascii="Roboto Mono" w:cs="Roboto Mono" w:eastAsia="Roboto Mono" w:hAnsi="Roboto Mono"/>
+          <w:color w:val="C85A8A"/>
+          <w:spacing w:val="60"/>
+          <w:sz w:val="20"/>
+          <w:szCs w:val="20"/>
+        </w:rPr>
+        <w:t xml:space="preserve"> </w:t>
       </w:r>
       <w:r>
         <w:t xml:space="preserve">Table With Inline Formatting</w:t>
       </w:r>
       <w:bookmarkEnd w:id="6"/>
+    </w:p>
+    <w:p>
+      <w:pPr>
+        <w:keepNext/>
+        <w:spacing w:after="0" w:before="0" w:line="240" w:lineRule="exact"/>
+      </w:pPr>
     </w:p>
     <w:tbl>
       <w:tblPr>
@@ -4619,7 +4904,7 @@
               </w:rPr>
               <w:t xml:space="preserve">See </w:t>
             </w:r>
-            <w:hyperlink w:history="1" r:id="rIdhm6iaism7aoujvfdawt97">
+            <w:hyperlink w:history="1" r:id="rIdch4xctqer0pyrplpy1lfu">
               <w:r>
                 <w:rPr>
                   <w:rFonts w:ascii="Roboto" w:cs="Roboto" w:eastAsia="Roboto" w:hAnsi="Roboto"/>
@@ -4827,15 +5112,41 @@
         <w:rPr>
           <w:rFonts w:ascii="Roboto Mono" w:cs="Roboto Mono" w:eastAsia="Roboto Mono" w:hAnsi="Roboto Mono"/>
           <w:color w:val="C85A8A"/>
+          <w:spacing w:val="-30"/>
           <w:sz w:val="20"/>
           <w:szCs w:val="20"/>
         </w:rPr>
-        <w:t xml:space="preserve">5.1 </w:t>
+        <w:t xml:space="preserve">5.</w:t>
+      </w:r>
+      <w:r>
+        <w:rPr>
+          <w:rFonts w:ascii="Roboto Mono" w:cs="Roboto Mono" w:eastAsia="Roboto Mono" w:hAnsi="Roboto Mono"/>
+          <w:color w:val="C85A8A"/>
+          <w:sz w:val="20"/>
+          <w:szCs w:val="20"/>
+        </w:rPr>
+        <w:t xml:space="preserve">1</w:t>
+      </w:r>
+      <w:r>
+        <w:rPr>
+          <w:rFonts w:ascii="Roboto Mono" w:cs="Roboto Mono" w:eastAsia="Roboto Mono" w:hAnsi="Roboto Mono"/>
+          <w:color w:val="C85A8A"/>
+          <w:spacing w:val="60"/>
+          <w:sz w:val="20"/>
+          <w:szCs w:val="20"/>
+        </w:rPr>
+        <w:t xml:space="preserve"> </w:t>
       </w:r>
       <w:r>
         <w:t xml:space="preserve">Unordered List</w:t>
       </w:r>
       <w:bookmarkEnd w:id="8"/>
+    </w:p>
+    <w:p>
+      <w:pPr>
+        <w:keepNext/>
+        <w:spacing w:after="0" w:before="0" w:line="240" w:lineRule="exact"/>
+      </w:pPr>
     </w:p>
     <w:p>
       <w:pPr>
@@ -5002,15 +5313,41 @@
         <w:rPr>
           <w:rFonts w:ascii="Roboto Mono" w:cs="Roboto Mono" w:eastAsia="Roboto Mono" w:hAnsi="Roboto Mono"/>
           <w:color w:val="C85A8A"/>
+          <w:spacing w:val="-30"/>
           <w:sz w:val="20"/>
           <w:szCs w:val="20"/>
         </w:rPr>
-        <w:t xml:space="preserve">5.2 </w:t>
+        <w:t xml:space="preserve">5.</w:t>
+      </w:r>
+      <w:r>
+        <w:rPr>
+          <w:rFonts w:ascii="Roboto Mono" w:cs="Roboto Mono" w:eastAsia="Roboto Mono" w:hAnsi="Roboto Mono"/>
+          <w:color w:val="C85A8A"/>
+          <w:sz w:val="20"/>
+          <w:szCs w:val="20"/>
+        </w:rPr>
+        <w:t xml:space="preserve">2</w:t>
+      </w:r>
+      <w:r>
+        <w:rPr>
+          <w:rFonts w:ascii="Roboto Mono" w:cs="Roboto Mono" w:eastAsia="Roboto Mono" w:hAnsi="Roboto Mono"/>
+          <w:color w:val="C85A8A"/>
+          <w:spacing w:val="60"/>
+          <w:sz w:val="20"/>
+          <w:szCs w:val="20"/>
+        </w:rPr>
+        <w:t xml:space="preserve"> </w:t>
       </w:r>
       <w:r>
         <w:t xml:space="preserve">Ordered List</w:t>
       </w:r>
       <w:bookmarkEnd w:id="9"/>
+    </w:p>
+    <w:p>
+      <w:pPr>
+        <w:keepNext/>
+        <w:spacing w:after="0" w:before="0" w:line="240" w:lineRule="exact"/>
+      </w:pPr>
     </w:p>
     <w:p>
       <w:pPr>
@@ -5167,15 +5504,41 @@
         <w:rPr>
           <w:rFonts w:ascii="Roboto Mono" w:cs="Roboto Mono" w:eastAsia="Roboto Mono" w:hAnsi="Roboto Mono"/>
           <w:color w:val="C85A8A"/>
+          <w:spacing w:val="-30"/>
           <w:sz w:val="20"/>
           <w:szCs w:val="20"/>
         </w:rPr>
-        <w:t xml:space="preserve">5.3 </w:t>
+        <w:t xml:space="preserve">5.</w:t>
+      </w:r>
+      <w:r>
+        <w:rPr>
+          <w:rFonts w:ascii="Roboto Mono" w:cs="Roboto Mono" w:eastAsia="Roboto Mono" w:hAnsi="Roboto Mono"/>
+          <w:color w:val="C85A8A"/>
+          <w:sz w:val="20"/>
+          <w:szCs w:val="20"/>
+        </w:rPr>
+        <w:t xml:space="preserve">3</w:t>
+      </w:r>
+      <w:r>
+        <w:rPr>
+          <w:rFonts w:ascii="Roboto Mono" w:cs="Roboto Mono" w:eastAsia="Roboto Mono" w:hAnsi="Roboto Mono"/>
+          <w:color w:val="C85A8A"/>
+          <w:spacing w:val="60"/>
+          <w:sz w:val="20"/>
+          <w:szCs w:val="20"/>
+        </w:rPr>
+        <w:t xml:space="preserve"> </w:t>
       </w:r>
       <w:r>
         <w:t xml:space="preserve">Mixed Nesting</w:t>
       </w:r>
       <w:bookmarkEnd w:id="10"/>
+    </w:p>
+    <w:p>
+      <w:pPr>
+        <w:keepNext/>
+        <w:spacing w:after="0" w:before="0" w:line="240" w:lineRule="exact"/>
+      </w:pPr>
     </w:p>
     <w:p>
       <w:pPr>
@@ -5732,15 +6095,41 @@
         <w:rPr>
           <w:rFonts w:ascii="Roboto Mono" w:cs="Roboto Mono" w:eastAsia="Roboto Mono" w:hAnsi="Roboto Mono"/>
           <w:color w:val="C85A8A"/>
+          <w:spacing w:val="-30"/>
           <w:sz w:val="20"/>
           <w:szCs w:val="20"/>
         </w:rPr>
-        <w:t xml:space="preserve">8.1 </w:t>
+        <w:t xml:space="preserve">8.</w:t>
+      </w:r>
+      <w:r>
+        <w:rPr>
+          <w:rFonts w:ascii="Roboto Mono" w:cs="Roboto Mono" w:eastAsia="Roboto Mono" w:hAnsi="Roboto Mono"/>
+          <w:color w:val="C85A8A"/>
+          <w:sz w:val="20"/>
+          <w:szCs w:val="20"/>
+        </w:rPr>
+        <w:t xml:space="preserve">1</w:t>
+      </w:r>
+      <w:r>
+        <w:rPr>
+          <w:rFonts w:ascii="Roboto Mono" w:cs="Roboto Mono" w:eastAsia="Roboto Mono" w:hAnsi="Roboto Mono"/>
+          <w:color w:val="C85A8A"/>
+          <w:spacing w:val="60"/>
+          <w:sz w:val="20"/>
+          <w:szCs w:val="20"/>
+        </w:rPr>
+        <w:t xml:space="preserve"> </w:t>
       </w:r>
       <w:r>
         <w:t xml:space="preserve">Flowchart</w:t>
       </w:r>
       <w:bookmarkEnd w:id="14"/>
+    </w:p>
+    <w:p>
+      <w:pPr>
+        <w:keepNext/>
+        <w:spacing w:after="0" w:before="0" w:line="240" w:lineRule="exact"/>
+      </w:pPr>
     </w:p>
     <w:p>
       <w:pPr>
@@ -5799,15 +6188,41 @@
         <w:rPr>
           <w:rFonts w:ascii="Roboto Mono" w:cs="Roboto Mono" w:eastAsia="Roboto Mono" w:hAnsi="Roboto Mono"/>
           <w:color w:val="C85A8A"/>
+          <w:spacing w:val="-30"/>
           <w:sz w:val="20"/>
           <w:szCs w:val="20"/>
         </w:rPr>
-        <w:t xml:space="preserve">8.2 </w:t>
+        <w:t xml:space="preserve">8.</w:t>
+      </w:r>
+      <w:r>
+        <w:rPr>
+          <w:rFonts w:ascii="Roboto Mono" w:cs="Roboto Mono" w:eastAsia="Roboto Mono" w:hAnsi="Roboto Mono"/>
+          <w:color w:val="C85A8A"/>
+          <w:sz w:val="20"/>
+          <w:szCs w:val="20"/>
+        </w:rPr>
+        <w:t xml:space="preserve">2</w:t>
+      </w:r>
+      <w:r>
+        <w:rPr>
+          <w:rFonts w:ascii="Roboto Mono" w:cs="Roboto Mono" w:eastAsia="Roboto Mono" w:hAnsi="Roboto Mono"/>
+          <w:color w:val="C85A8A"/>
+          <w:spacing w:val="60"/>
+          <w:sz w:val="20"/>
+          <w:szCs w:val="20"/>
+        </w:rPr>
+        <w:t xml:space="preserve"> </w:t>
       </w:r>
       <w:r>
         <w:t xml:space="preserve">Sequence Diagram</w:t>
       </w:r>
       <w:bookmarkEnd w:id="15"/>
+    </w:p>
+    <w:p>
+      <w:pPr>
+        <w:keepNext/>
+        <w:spacing w:after="0" w:before="0" w:line="240" w:lineRule="exact"/>
+      </w:pPr>
     </w:p>
     <w:p>
       <w:pPr>
@@ -5866,15 +6281,41 @@
         <w:rPr>
           <w:rFonts w:ascii="Roboto Mono" w:cs="Roboto Mono" w:eastAsia="Roboto Mono" w:hAnsi="Roboto Mono"/>
           <w:color w:val="C85A8A"/>
+          <w:spacing w:val="-30"/>
           <w:sz w:val="20"/>
           <w:szCs w:val="20"/>
         </w:rPr>
-        <w:t xml:space="preserve">8.3 </w:t>
+        <w:t xml:space="preserve">8.</w:t>
+      </w:r>
+      <w:r>
+        <w:rPr>
+          <w:rFonts w:ascii="Roboto Mono" w:cs="Roboto Mono" w:eastAsia="Roboto Mono" w:hAnsi="Roboto Mono"/>
+          <w:color w:val="C85A8A"/>
+          <w:sz w:val="20"/>
+          <w:szCs w:val="20"/>
+        </w:rPr>
+        <w:t xml:space="preserve">3</w:t>
+      </w:r>
+      <w:r>
+        <w:rPr>
+          <w:rFonts w:ascii="Roboto Mono" w:cs="Roboto Mono" w:eastAsia="Roboto Mono" w:hAnsi="Roboto Mono"/>
+          <w:color w:val="C85A8A"/>
+          <w:spacing w:val="60"/>
+          <w:sz w:val="20"/>
+          <w:szCs w:val="20"/>
+        </w:rPr>
+        <w:t xml:space="preserve"> </w:t>
       </w:r>
       <w:r>
         <w:t xml:space="preserve">Sized Diagram</w:t>
       </w:r>
       <w:bookmarkEnd w:id="16"/>
+    </w:p>
+    <w:p>
+      <w:pPr>
+        <w:keepNext/>
+        <w:spacing w:after="0" w:before="0" w:line="240" w:lineRule="exact"/>
+      </w:pPr>
     </w:p>
     <w:p>
       <w:pPr>
@@ -6034,12 +6475,47 @@
           <w:sz w:val="20"/>
           <w:szCs w:val="20"/>
         </w:rPr>
-        <w:t xml:space="preserve">10.1 </w:t>
+        <w:t xml:space="preserve">1</w:t>
+      </w:r>
+      <w:r>
+        <w:rPr>
+          <w:rFonts w:ascii="Roboto Mono" w:cs="Roboto Mono" w:eastAsia="Roboto Mono" w:hAnsi="Roboto Mono"/>
+          <w:color w:val="C85A8A"/>
+          <w:spacing w:val="-30"/>
+          <w:sz w:val="20"/>
+          <w:szCs w:val="20"/>
+        </w:rPr>
+        <w:t xml:space="preserve">0.</w:t>
+      </w:r>
+      <w:r>
+        <w:rPr>
+          <w:rFonts w:ascii="Roboto Mono" w:cs="Roboto Mono" w:eastAsia="Roboto Mono" w:hAnsi="Roboto Mono"/>
+          <w:color w:val="C85A8A"/>
+          <w:sz w:val="20"/>
+          <w:szCs w:val="20"/>
+        </w:rPr>
+        <w:t xml:space="preserve">1</w:t>
+      </w:r>
+      <w:r>
+        <w:rPr>
+          <w:rFonts w:ascii="Roboto Mono" w:cs="Roboto Mono" w:eastAsia="Roboto Mono" w:hAnsi="Roboto Mono"/>
+          <w:color w:val="C85A8A"/>
+          <w:spacing w:val="60"/>
+          <w:sz w:val="20"/>
+          <w:szCs w:val="20"/>
+        </w:rPr>
+        <w:t xml:space="preserve"> </w:t>
       </w:r>
       <w:r>
         <w:t xml:space="preserve">Third-Level Heading (H3)</w:t>
       </w:r>
       <w:bookmarkEnd w:id="19"/>
+    </w:p>
+    <w:p>
+      <w:pPr>
+        <w:keepNext/>
+        <w:spacing w:after="0" w:before="0" w:line="240" w:lineRule="exact"/>
+      </w:pPr>
     </w:p>
     <w:p>
       <w:pPr>
@@ -6069,7 +6545,46 @@
           <w:sz w:val="18"/>
           <w:szCs w:val="18"/>
         </w:rPr>
-        <w:t xml:space="preserve">10.1.1 </w:t>
+        <w:t xml:space="preserve">1</w:t>
+      </w:r>
+      <w:r>
+        <w:rPr>
+          <w:rFonts w:ascii="Roboto Mono" w:cs="Roboto Mono" w:eastAsia="Roboto Mono" w:hAnsi="Roboto Mono"/>
+          <w:color w:val="C85A8A"/>
+          <w:spacing w:val="-27"/>
+          <w:sz w:val="18"/>
+          <w:szCs w:val="18"/>
+        </w:rPr>
+        <w:t xml:space="preserve">0.</w:t>
+      </w:r>
+      <w:r>
+        <w:rPr>
+          <w:rFonts w:ascii="Roboto Mono" w:cs="Roboto Mono" w:eastAsia="Roboto Mono" w:hAnsi="Roboto Mono"/>
+          <w:color w:val="C85A8A"/>
+          <w:spacing w:val="-27"/>
+          <w:sz w:val="18"/>
+          <w:szCs w:val="18"/>
+        </w:rPr>
+        <w:t xml:space="preserve">1.</w:t>
+      </w:r>
+      <w:r>
+        <w:rPr>
+          <w:rFonts w:ascii="Roboto Mono" w:cs="Roboto Mono" w:eastAsia="Roboto Mono" w:hAnsi="Roboto Mono"/>
+          <w:color w:val="C85A8A"/>
+          <w:sz w:val="18"/>
+          <w:szCs w:val="18"/>
+        </w:rPr>
+        <w:t xml:space="preserve">1</w:t>
+      </w:r>
+      <w:r>
+        <w:rPr>
+          <w:rFonts w:ascii="Roboto Mono" w:cs="Roboto Mono" w:eastAsia="Roboto Mono" w:hAnsi="Roboto Mono"/>
+          <w:color w:val="C85A8A"/>
+          <w:spacing w:val="72"/>
+          <w:sz w:val="18"/>
+          <w:szCs w:val="18"/>
+        </w:rPr>
+        <w:t xml:space="preserve"> </w:t>
       </w:r>
       <w:r>
         <w:t xml:space="preserve">Fourth-Level Heading (H4)</w:t>
@@ -6104,12 +6619,47 @@
           <w:sz w:val="20"/>
           <w:szCs w:val="20"/>
         </w:rPr>
-        <w:t xml:space="preserve">10.2 </w:t>
+        <w:t xml:space="preserve">1</w:t>
+      </w:r>
+      <w:r>
+        <w:rPr>
+          <w:rFonts w:ascii="Roboto Mono" w:cs="Roboto Mono" w:eastAsia="Roboto Mono" w:hAnsi="Roboto Mono"/>
+          <w:color w:val="C85A8A"/>
+          <w:spacing w:val="-30"/>
+          <w:sz w:val="20"/>
+          <w:szCs w:val="20"/>
+        </w:rPr>
+        <w:t xml:space="preserve">0.</w:t>
+      </w:r>
+      <w:r>
+        <w:rPr>
+          <w:rFonts w:ascii="Roboto Mono" w:cs="Roboto Mono" w:eastAsia="Roboto Mono" w:hAnsi="Roboto Mono"/>
+          <w:color w:val="C85A8A"/>
+          <w:sz w:val="20"/>
+          <w:szCs w:val="20"/>
+        </w:rPr>
+        <w:t xml:space="preserve">2</w:t>
+      </w:r>
+      <w:r>
+        <w:rPr>
+          <w:rFonts w:ascii="Roboto Mono" w:cs="Roboto Mono" w:eastAsia="Roboto Mono" w:hAnsi="Roboto Mono"/>
+          <w:color w:val="C85A8A"/>
+          <w:spacing w:val="60"/>
+          <w:sz w:val="20"/>
+          <w:szCs w:val="20"/>
+        </w:rPr>
+        <w:t xml:space="preserve"> </w:t>
       </w:r>
       <w:r>
         <w:t xml:space="preserve">Another H3</w:t>
       </w:r>
       <w:bookmarkEnd w:id="21"/>
+    </w:p>
+    <w:p>
+      <w:pPr>
+        <w:keepNext/>
+        <w:spacing w:after="0" w:before="0" w:line="240" w:lineRule="exact"/>
+      </w:pPr>
     </w:p>
     <w:p>
       <w:pPr>
@@ -6170,12 +6720,47 @@
           <w:sz w:val="20"/>
           <w:szCs w:val="20"/>
         </w:rPr>
-        <w:t xml:space="preserve">11.1 </w:t>
+        <w:t xml:space="preserve">1</w:t>
+      </w:r>
+      <w:r>
+        <w:rPr>
+          <w:rFonts w:ascii="Roboto Mono" w:cs="Roboto Mono" w:eastAsia="Roboto Mono" w:hAnsi="Roboto Mono"/>
+          <w:color w:val="C85A8A"/>
+          <w:spacing w:val="-30"/>
+          <w:sz w:val="20"/>
+          <w:szCs w:val="20"/>
+        </w:rPr>
+        <w:t xml:space="preserve">1.</w:t>
+      </w:r>
+      <w:r>
+        <w:rPr>
+          <w:rFonts w:ascii="Roboto Mono" w:cs="Roboto Mono" w:eastAsia="Roboto Mono" w:hAnsi="Roboto Mono"/>
+          <w:color w:val="C85A8A"/>
+          <w:sz w:val="20"/>
+          <w:szCs w:val="20"/>
+        </w:rPr>
+        <w:t xml:space="preserve">1</w:t>
+      </w:r>
+      <w:r>
+        <w:rPr>
+          <w:rFonts w:ascii="Roboto Mono" w:cs="Roboto Mono" w:eastAsia="Roboto Mono" w:hAnsi="Roboto Mono"/>
+          <w:color w:val="C85A8A"/>
+          <w:spacing w:val="60"/>
+          <w:sz w:val="20"/>
+          <w:szCs w:val="20"/>
+        </w:rPr>
+        <w:t xml:space="preserve"> </w:t>
       </w:r>
       <w:r>
         <w:t xml:space="preserve">Empty Table Cells</w:t>
       </w:r>
       <w:bookmarkEnd w:id="23"/>
+    </w:p>
+    <w:p>
+      <w:pPr>
+        <w:keepNext/>
+        <w:spacing w:after="0" w:before="0" w:line="240" w:lineRule="exact"/>
+      </w:pPr>
     </w:p>
     <w:tbl>
       <w:tblPr>
@@ -6472,12 +7057,47 @@
           <w:sz w:val="20"/>
           <w:szCs w:val="20"/>
         </w:rPr>
-        <w:t xml:space="preserve">11.2 </w:t>
+        <w:t xml:space="preserve">1</w:t>
+      </w:r>
+      <w:r>
+        <w:rPr>
+          <w:rFonts w:ascii="Roboto Mono" w:cs="Roboto Mono" w:eastAsia="Roboto Mono" w:hAnsi="Roboto Mono"/>
+          <w:color w:val="C85A8A"/>
+          <w:spacing w:val="-30"/>
+          <w:sz w:val="20"/>
+          <w:szCs w:val="20"/>
+        </w:rPr>
+        <w:t xml:space="preserve">1.</w:t>
+      </w:r>
+      <w:r>
+        <w:rPr>
+          <w:rFonts w:ascii="Roboto Mono" w:cs="Roboto Mono" w:eastAsia="Roboto Mono" w:hAnsi="Roboto Mono"/>
+          <w:color w:val="C85A8A"/>
+          <w:sz w:val="20"/>
+          <w:szCs w:val="20"/>
+        </w:rPr>
+        <w:t xml:space="preserve">2</w:t>
+      </w:r>
+      <w:r>
+        <w:rPr>
+          <w:rFonts w:ascii="Roboto Mono" w:cs="Roboto Mono" w:eastAsia="Roboto Mono" w:hAnsi="Roboto Mono"/>
+          <w:color w:val="C85A8A"/>
+          <w:spacing w:val="60"/>
+          <w:sz w:val="20"/>
+          <w:szCs w:val="20"/>
+        </w:rPr>
+        <w:t xml:space="preserve"> </w:t>
       </w:r>
       <w:r>
         <w:t xml:space="preserve">Long Content</w:t>
       </w:r>
       <w:bookmarkEnd w:id="24"/>
+    </w:p>
+    <w:p>
+      <w:pPr>
+        <w:keepNext/>
+        <w:spacing w:after="0" w:before="0" w:line="240" w:lineRule="exact"/>
+      </w:pPr>
     </w:p>
     <w:p>
       <w:pPr>
@@ -6526,12 +7146,47 @@
           <w:sz w:val="20"/>
           <w:szCs w:val="20"/>
         </w:rPr>
-        <w:t xml:space="preserve">11.3 </w:t>
+        <w:t xml:space="preserve">1</w:t>
+      </w:r>
+      <w:r>
+        <w:rPr>
+          <w:rFonts w:ascii="Roboto Mono" w:cs="Roboto Mono" w:eastAsia="Roboto Mono" w:hAnsi="Roboto Mono"/>
+          <w:color w:val="C85A8A"/>
+          <w:spacing w:val="-30"/>
+          <w:sz w:val="20"/>
+          <w:szCs w:val="20"/>
+        </w:rPr>
+        <w:t xml:space="preserve">1.</w:t>
+      </w:r>
+      <w:r>
+        <w:rPr>
+          <w:rFonts w:ascii="Roboto Mono" w:cs="Roboto Mono" w:eastAsia="Roboto Mono" w:hAnsi="Roboto Mono"/>
+          <w:color w:val="C85A8A"/>
+          <w:sz w:val="20"/>
+          <w:szCs w:val="20"/>
+        </w:rPr>
+        <w:t xml:space="preserve">3</w:t>
+      </w:r>
+      <w:r>
+        <w:rPr>
+          <w:rFonts w:ascii="Roboto Mono" w:cs="Roboto Mono" w:eastAsia="Roboto Mono" w:hAnsi="Roboto Mono"/>
+          <w:color w:val="C85A8A"/>
+          <w:spacing w:val="60"/>
+          <w:sz w:val="20"/>
+          <w:szCs w:val="20"/>
+        </w:rPr>
+        <w:t xml:space="preserve"> </w:t>
       </w:r>
       <w:r>
         <w:t xml:space="preserve">Adjacent Lists</w:t>
       </w:r>
       <w:bookmarkEnd w:id="25"/>
+    </w:p>
+    <w:p>
+      <w:pPr>
+        <w:keepNext/>
+        <w:spacing w:after="0" w:before="0" w:line="240" w:lineRule="exact"/>
+      </w:pPr>
     </w:p>
     <w:p>
       <w:pPr>
@@ -6651,12 +7306,47 @@
           <w:sz w:val="20"/>
           <w:szCs w:val="20"/>
         </w:rPr>
-        <w:t xml:space="preserve">11.4 </w:t>
+        <w:t xml:space="preserve">1</w:t>
+      </w:r>
+      <w:r>
+        <w:rPr>
+          <w:rFonts w:ascii="Roboto Mono" w:cs="Roboto Mono" w:eastAsia="Roboto Mono" w:hAnsi="Roboto Mono"/>
+          <w:color w:val="C85A8A"/>
+          <w:spacing w:val="-30"/>
+          <w:sz w:val="20"/>
+          <w:szCs w:val="20"/>
+        </w:rPr>
+        <w:t xml:space="preserve">1.</w:t>
+      </w:r>
+      <w:r>
+        <w:rPr>
+          <w:rFonts w:ascii="Roboto Mono" w:cs="Roboto Mono" w:eastAsia="Roboto Mono" w:hAnsi="Roboto Mono"/>
+          <w:color w:val="C85A8A"/>
+          <w:sz w:val="20"/>
+          <w:szCs w:val="20"/>
+        </w:rPr>
+        <w:t xml:space="preserve">4</w:t>
+      </w:r>
+      <w:r>
+        <w:rPr>
+          <w:rFonts w:ascii="Roboto Mono" w:cs="Roboto Mono" w:eastAsia="Roboto Mono" w:hAnsi="Roboto Mono"/>
+          <w:color w:val="C85A8A"/>
+          <w:spacing w:val="60"/>
+          <w:sz w:val="20"/>
+          <w:szCs w:val="20"/>
+        </w:rPr>
+        <w:t xml:space="preserve"> </w:t>
       </w:r>
       <w:r>
         <w:t xml:space="preserve">Special Characters</w:t>
       </w:r>
       <w:bookmarkEnd w:id="26"/>
+    </w:p>
+    <w:p>
+      <w:pPr>
+        <w:keepNext/>
+        <w:spacing w:after="0" w:before="0" w:line="240" w:lineRule="exact"/>
+      </w:pPr>
     </w:p>
     <w:p>
       <w:pPr>
@@ -7135,7 +7825,7 @@
     <w:r>
       <w:drawing>
         <wp:inline distT="0" distB="0" distL="0" distR="0">
-          <wp:extent cx="152400" cy="152400"/>
+          <wp:extent cx="103483" cy="121920"/>
           <wp:effectExtent t="0" r="0" b="0" l="0"/>
           <wp:docPr id="1" name="" descr="" title=""/>
           <wp:cNvGraphicFramePr>
@@ -7160,7 +7850,7 @@
                 <pic:spPr bwMode="auto">
                   <a:xfrm>
                     <a:off x="0" y="0"/>
-                    <a:ext cx="152400" cy="152400"/>
+                    <a:ext cx="103483" cy="121920"/>
                   </a:xfrm>
                   <a:prstGeom prst="rect">
                     <a:avLst/>
@@ -7175,13 +7865,23 @@
     <w:r>
       <w:rPr>
         <w:rFonts w:ascii="Roboto" w:cs="Roboto" w:eastAsia="Roboto" w:hAnsi="Roboto"/>
+        <w:spacing w:val="54"/>
+        <w:sz w:val="17"/>
+        <w:szCs w:val="17"/>
+      </w:rPr>
+      <w:t xml:space="preserve"> </w:t>
+    </w:r>
+    <w:r>
+      <w:rPr>
+        <w:rFonts w:ascii="Roboto" w:cs="Roboto" w:eastAsia="Roboto" w:hAnsi="Roboto"/>
         <w:b/>
         <w:bCs/>
         <w:color w:val="2F2450"/>
+        <w:position w:val="4"/>
         <w:sz w:val="17"/>
         <w:szCs w:val="17"/>
       </w:rPr>
-      <w:t xml:space="preserve"> Cognizone</w:t>
+      <w:t xml:space="preserve">Cognizone</w:t>
     </w:r>
     <w:r>
       <w:rPr>
@@ -7219,7 +7919,7 @@
     <w:r>
       <w:drawing>
         <wp:inline distT="0" distB="0" distL="0" distR="0">
-          <wp:extent cx="152400" cy="152400"/>
+          <wp:extent cx="103483" cy="121920"/>
           <wp:effectExtent t="0" r="0" b="0" l="0"/>
           <wp:docPr id="1" name="" descr="" title=""/>
           <wp:cNvGraphicFramePr>
@@ -7244,7 +7944,7 @@
                 <pic:spPr bwMode="auto">
                   <a:xfrm>
                     <a:off x="0" y="0"/>
-                    <a:ext cx="152400" cy="152400"/>
+                    <a:ext cx="103483" cy="121920"/>
                   </a:xfrm>
                   <a:prstGeom prst="rect">
                     <a:avLst/>
@@ -7259,13 +7959,23 @@
     <w:r>
       <w:rPr>
         <w:rFonts w:ascii="Roboto" w:cs="Roboto" w:eastAsia="Roboto" w:hAnsi="Roboto"/>
+        <w:spacing w:val="54"/>
+        <w:sz w:val="17"/>
+        <w:szCs w:val="17"/>
+      </w:rPr>
+      <w:t xml:space="preserve"> </w:t>
+    </w:r>
+    <w:r>
+      <w:rPr>
+        <w:rFonts w:ascii="Roboto" w:cs="Roboto" w:eastAsia="Roboto" w:hAnsi="Roboto"/>
         <w:b/>
         <w:bCs/>
         <w:color w:val="2F2450"/>
+        <w:position w:val="4"/>
         <w:sz w:val="17"/>
         <w:szCs w:val="17"/>
       </w:rPr>
-      <w:t xml:space="preserve"> Cognizone</w:t>
+      <w:t xml:space="preserve">Cognizone</w:t>
     </w:r>
     <w:r>
       <w:rPr>
@@ -7386,6 +8096,9 @@
       </w:pPr>
       <w:rPr>
         <w:color w:val="C85A8A"/>
+        <w:position w:val="-6"/>
+        <w:sz w:val="30"/>
+        <w:szCs w:val="30"/>
       </w:rPr>
     </w:lvl>
     <w:lvl w:ilvl="1" w15:tentative="1">
@@ -7422,6 +8135,9 @@
       </w:pPr>
       <w:rPr>
         <w:color w:val="C85A8A"/>
+        <w:position w:val="-6"/>
+        <w:sz w:val="30"/>
+        <w:szCs w:val="30"/>
       </w:rPr>
     </w:lvl>
     <w:lvl w:ilvl="4" w15:tentative="1">
@@ -7458,6 +8174,9 @@
       </w:pPr>
       <w:rPr>
         <w:color w:val="C85A8A"/>
+        <w:position w:val="-6"/>
+        <w:sz w:val="30"/>
+        <w:szCs w:val="30"/>
       </w:rPr>
     </w:lvl>
     <w:lvl w:ilvl="7" w15:tentative="1">
@@ -8154,7 +8873,7 @@
       <w:pBdr>
         <w:bottom w:val="single" w:color="E17B9E" w:sz="6" w:space="3"/>
       </w:pBdr>
-      <w:spacing w:after="120" w:before="280" w:line="264"/>
+      <w:spacing w:after="0" w:before="280" w:line="264"/>
       <w:outlineLvl w:val="2"/>
     </w:pPr>
     <w:rPr>

--- a/test/output/brand-2026.docx
+++ b/test/output/brand-2026.docx
@@ -3362,7 +3362,7 @@
         </w:rPr>
         <w:t xml:space="preserve"> and a </w:t>
       </w:r>
-      <w:hyperlink w:history="1" r:id="rIdduxyzazpxwsmnab-qac-r">
+      <w:hyperlink w:history="1" r:id="rId6lk_sroe6sisgrbbwjijr">
         <w:r>
           <w:rPr>
             <w:rFonts w:ascii="Roboto" w:cs="Roboto" w:eastAsia="Roboto" w:hAnsi="Roboto"/>
@@ -3884,6 +3884,8 @@
       <w:r>
         <w:rPr>
           <w:rFonts w:ascii="Roboto Mono" w:cs="Roboto Mono" w:eastAsia="Roboto Mono" w:hAnsi="Roboto Mono"/>
+          <w:b/>
+          <w:bCs/>
           <w:color w:val="C85A8A"/>
           <w:spacing w:val="-30"/>
           <w:sz w:val="20"/>
@@ -3894,6 +3896,8 @@
       <w:r>
         <w:rPr>
           <w:rFonts w:ascii="Roboto Mono" w:cs="Roboto Mono" w:eastAsia="Roboto Mono" w:hAnsi="Roboto Mono"/>
+          <w:b/>
+          <w:bCs/>
           <w:color w:val="C85A8A"/>
           <w:sz w:val="20"/>
           <w:szCs w:val="20"/>
@@ -3903,6 +3907,8 @@
       <w:r>
         <w:rPr>
           <w:rFonts w:ascii="Roboto Mono" w:cs="Roboto Mono" w:eastAsia="Roboto Mono" w:hAnsi="Roboto Mono"/>
+          <w:b/>
+          <w:bCs/>
           <w:color w:val="C85A8A"/>
           <w:spacing w:val="60"/>
           <w:sz w:val="20"/>
@@ -4533,6 +4539,8 @@
       <w:r>
         <w:rPr>
           <w:rFonts w:ascii="Roboto Mono" w:cs="Roboto Mono" w:eastAsia="Roboto Mono" w:hAnsi="Roboto Mono"/>
+          <w:b/>
+          <w:bCs/>
           <w:color w:val="C85A8A"/>
           <w:spacing w:val="-30"/>
           <w:sz w:val="20"/>
@@ -4543,6 +4551,8 @@
       <w:r>
         <w:rPr>
           <w:rFonts w:ascii="Roboto Mono" w:cs="Roboto Mono" w:eastAsia="Roboto Mono" w:hAnsi="Roboto Mono"/>
+          <w:b/>
+          <w:bCs/>
           <w:color w:val="C85A8A"/>
           <w:sz w:val="20"/>
           <w:szCs w:val="20"/>
@@ -4552,6 +4562,8 @@
       <w:r>
         <w:rPr>
           <w:rFonts w:ascii="Roboto Mono" w:cs="Roboto Mono" w:eastAsia="Roboto Mono" w:hAnsi="Roboto Mono"/>
+          <w:b/>
+          <w:bCs/>
           <w:color w:val="C85A8A"/>
           <w:spacing w:val="60"/>
           <w:sz w:val="20"/>
@@ -4904,7 +4916,7 @@
               </w:rPr>
               <w:t xml:space="preserve">See </w:t>
             </w:r>
-            <w:hyperlink w:history="1" r:id="rIdch4xctqer0pyrplpy1lfu">
+            <w:hyperlink w:history="1" r:id="rIdsatqhy5slondk1wnabyan">
               <w:r>
                 <w:rPr>
                   <w:rFonts w:ascii="Roboto" w:cs="Roboto" w:eastAsia="Roboto" w:hAnsi="Roboto"/>
@@ -5111,6 +5123,8 @@
       <w:r>
         <w:rPr>
           <w:rFonts w:ascii="Roboto Mono" w:cs="Roboto Mono" w:eastAsia="Roboto Mono" w:hAnsi="Roboto Mono"/>
+          <w:b/>
+          <w:bCs/>
           <w:color w:val="C85A8A"/>
           <w:spacing w:val="-30"/>
           <w:sz w:val="20"/>
@@ -5121,6 +5135,8 @@
       <w:r>
         <w:rPr>
           <w:rFonts w:ascii="Roboto Mono" w:cs="Roboto Mono" w:eastAsia="Roboto Mono" w:hAnsi="Roboto Mono"/>
+          <w:b/>
+          <w:bCs/>
           <w:color w:val="C85A8A"/>
           <w:sz w:val="20"/>
           <w:szCs w:val="20"/>
@@ -5130,6 +5146,8 @@
       <w:r>
         <w:rPr>
           <w:rFonts w:ascii="Roboto Mono" w:cs="Roboto Mono" w:eastAsia="Roboto Mono" w:hAnsi="Roboto Mono"/>
+          <w:b/>
+          <w:bCs/>
           <w:color w:val="C85A8A"/>
           <w:spacing w:val="60"/>
           <w:sz w:val="20"/>
@@ -5312,6 +5330,8 @@
       <w:r>
         <w:rPr>
           <w:rFonts w:ascii="Roboto Mono" w:cs="Roboto Mono" w:eastAsia="Roboto Mono" w:hAnsi="Roboto Mono"/>
+          <w:b/>
+          <w:bCs/>
           <w:color w:val="C85A8A"/>
           <w:spacing w:val="-30"/>
           <w:sz w:val="20"/>
@@ -5322,6 +5342,8 @@
       <w:r>
         <w:rPr>
           <w:rFonts w:ascii="Roboto Mono" w:cs="Roboto Mono" w:eastAsia="Roboto Mono" w:hAnsi="Roboto Mono"/>
+          <w:b/>
+          <w:bCs/>
           <w:color w:val="C85A8A"/>
           <w:sz w:val="20"/>
           <w:szCs w:val="20"/>
@@ -5331,6 +5353,8 @@
       <w:r>
         <w:rPr>
           <w:rFonts w:ascii="Roboto Mono" w:cs="Roboto Mono" w:eastAsia="Roboto Mono" w:hAnsi="Roboto Mono"/>
+          <w:b/>
+          <w:bCs/>
           <w:color w:val="C85A8A"/>
           <w:spacing w:val="60"/>
           <w:sz w:val="20"/>
@@ -5503,6 +5527,8 @@
       <w:r>
         <w:rPr>
           <w:rFonts w:ascii="Roboto Mono" w:cs="Roboto Mono" w:eastAsia="Roboto Mono" w:hAnsi="Roboto Mono"/>
+          <w:b/>
+          <w:bCs/>
           <w:color w:val="C85A8A"/>
           <w:spacing w:val="-30"/>
           <w:sz w:val="20"/>
@@ -5513,6 +5539,8 @@
       <w:r>
         <w:rPr>
           <w:rFonts w:ascii="Roboto Mono" w:cs="Roboto Mono" w:eastAsia="Roboto Mono" w:hAnsi="Roboto Mono"/>
+          <w:b/>
+          <w:bCs/>
           <w:color w:val="C85A8A"/>
           <w:sz w:val="20"/>
           <w:szCs w:val="20"/>
@@ -5522,6 +5550,8 @@
       <w:r>
         <w:rPr>
           <w:rFonts w:ascii="Roboto Mono" w:cs="Roboto Mono" w:eastAsia="Roboto Mono" w:hAnsi="Roboto Mono"/>
+          <w:b/>
+          <w:bCs/>
           <w:color w:val="C85A8A"/>
           <w:spacing w:val="60"/>
           <w:sz w:val="20"/>
@@ -6094,6 +6124,8 @@
       <w:r>
         <w:rPr>
           <w:rFonts w:ascii="Roboto Mono" w:cs="Roboto Mono" w:eastAsia="Roboto Mono" w:hAnsi="Roboto Mono"/>
+          <w:b/>
+          <w:bCs/>
           <w:color w:val="C85A8A"/>
           <w:spacing w:val="-30"/>
           <w:sz w:val="20"/>
@@ -6104,6 +6136,8 @@
       <w:r>
         <w:rPr>
           <w:rFonts w:ascii="Roboto Mono" w:cs="Roboto Mono" w:eastAsia="Roboto Mono" w:hAnsi="Roboto Mono"/>
+          <w:b/>
+          <w:bCs/>
           <w:color w:val="C85A8A"/>
           <w:sz w:val="20"/>
           <w:szCs w:val="20"/>
@@ -6113,6 +6147,8 @@
       <w:r>
         <w:rPr>
           <w:rFonts w:ascii="Roboto Mono" w:cs="Roboto Mono" w:eastAsia="Roboto Mono" w:hAnsi="Roboto Mono"/>
+          <w:b/>
+          <w:bCs/>
           <w:color w:val="C85A8A"/>
           <w:spacing w:val="60"/>
           <w:sz w:val="20"/>
@@ -6187,6 +6223,8 @@
       <w:r>
         <w:rPr>
           <w:rFonts w:ascii="Roboto Mono" w:cs="Roboto Mono" w:eastAsia="Roboto Mono" w:hAnsi="Roboto Mono"/>
+          <w:b/>
+          <w:bCs/>
           <w:color w:val="C85A8A"/>
           <w:spacing w:val="-30"/>
           <w:sz w:val="20"/>
@@ -6197,6 +6235,8 @@
       <w:r>
         <w:rPr>
           <w:rFonts w:ascii="Roboto Mono" w:cs="Roboto Mono" w:eastAsia="Roboto Mono" w:hAnsi="Roboto Mono"/>
+          <w:b/>
+          <w:bCs/>
           <w:color w:val="C85A8A"/>
           <w:sz w:val="20"/>
           <w:szCs w:val="20"/>
@@ -6206,6 +6246,8 @@
       <w:r>
         <w:rPr>
           <w:rFonts w:ascii="Roboto Mono" w:cs="Roboto Mono" w:eastAsia="Roboto Mono" w:hAnsi="Roboto Mono"/>
+          <w:b/>
+          <w:bCs/>
           <w:color w:val="C85A8A"/>
           <w:spacing w:val="60"/>
           <w:sz w:val="20"/>
@@ -6280,6 +6322,8 @@
       <w:r>
         <w:rPr>
           <w:rFonts w:ascii="Roboto Mono" w:cs="Roboto Mono" w:eastAsia="Roboto Mono" w:hAnsi="Roboto Mono"/>
+          <w:b/>
+          <w:bCs/>
           <w:color w:val="C85A8A"/>
           <w:spacing w:val="-30"/>
           <w:sz w:val="20"/>
@@ -6290,6 +6334,8 @@
       <w:r>
         <w:rPr>
           <w:rFonts w:ascii="Roboto Mono" w:cs="Roboto Mono" w:eastAsia="Roboto Mono" w:hAnsi="Roboto Mono"/>
+          <w:b/>
+          <w:bCs/>
           <w:color w:val="C85A8A"/>
           <w:sz w:val="20"/>
           <w:szCs w:val="20"/>
@@ -6299,6 +6345,8 @@
       <w:r>
         <w:rPr>
           <w:rFonts w:ascii="Roboto Mono" w:cs="Roboto Mono" w:eastAsia="Roboto Mono" w:hAnsi="Roboto Mono"/>
+          <w:b/>
+          <w:bCs/>
           <w:color w:val="C85A8A"/>
           <w:spacing w:val="60"/>
           <w:sz w:val="20"/>
@@ -6471,6 +6519,8 @@
       <w:r>
         <w:rPr>
           <w:rFonts w:ascii="Roboto Mono" w:cs="Roboto Mono" w:eastAsia="Roboto Mono" w:hAnsi="Roboto Mono"/>
+          <w:b/>
+          <w:bCs/>
           <w:color w:val="C85A8A"/>
           <w:sz w:val="20"/>
           <w:szCs w:val="20"/>
@@ -6480,6 +6530,8 @@
       <w:r>
         <w:rPr>
           <w:rFonts w:ascii="Roboto Mono" w:cs="Roboto Mono" w:eastAsia="Roboto Mono" w:hAnsi="Roboto Mono"/>
+          <w:b/>
+          <w:bCs/>
           <w:color w:val="C85A8A"/>
           <w:spacing w:val="-30"/>
           <w:sz w:val="20"/>
@@ -6490,6 +6542,8 @@
       <w:r>
         <w:rPr>
           <w:rFonts w:ascii="Roboto Mono" w:cs="Roboto Mono" w:eastAsia="Roboto Mono" w:hAnsi="Roboto Mono"/>
+          <w:b/>
+          <w:bCs/>
           <w:color w:val="C85A8A"/>
           <w:sz w:val="20"/>
           <w:szCs w:val="20"/>
@@ -6499,6 +6553,8 @@
       <w:r>
         <w:rPr>
           <w:rFonts w:ascii="Roboto Mono" w:cs="Roboto Mono" w:eastAsia="Roboto Mono" w:hAnsi="Roboto Mono"/>
+          <w:b/>
+          <w:bCs/>
           <w:color w:val="C85A8A"/>
           <w:spacing w:val="60"/>
           <w:sz w:val="20"/>
@@ -6541,6 +6597,8 @@
       <w:r>
         <w:rPr>
           <w:rFonts w:ascii="Roboto Mono" w:cs="Roboto Mono" w:eastAsia="Roboto Mono" w:hAnsi="Roboto Mono"/>
+          <w:b/>
+          <w:bCs/>
           <w:color w:val="C85A8A"/>
           <w:sz w:val="18"/>
           <w:szCs w:val="18"/>
@@ -6550,6 +6608,8 @@
       <w:r>
         <w:rPr>
           <w:rFonts w:ascii="Roboto Mono" w:cs="Roboto Mono" w:eastAsia="Roboto Mono" w:hAnsi="Roboto Mono"/>
+          <w:b/>
+          <w:bCs/>
           <w:color w:val="C85A8A"/>
           <w:spacing w:val="-27"/>
           <w:sz w:val="18"/>
@@ -6560,6 +6620,8 @@
       <w:r>
         <w:rPr>
           <w:rFonts w:ascii="Roboto Mono" w:cs="Roboto Mono" w:eastAsia="Roboto Mono" w:hAnsi="Roboto Mono"/>
+          <w:b/>
+          <w:bCs/>
           <w:color w:val="C85A8A"/>
           <w:spacing w:val="-27"/>
           <w:sz w:val="18"/>
@@ -6570,6 +6632,8 @@
       <w:r>
         <w:rPr>
           <w:rFonts w:ascii="Roboto Mono" w:cs="Roboto Mono" w:eastAsia="Roboto Mono" w:hAnsi="Roboto Mono"/>
+          <w:b/>
+          <w:bCs/>
           <w:color w:val="C85A8A"/>
           <w:sz w:val="18"/>
           <w:szCs w:val="18"/>
@@ -6579,6 +6643,8 @@
       <w:r>
         <w:rPr>
           <w:rFonts w:ascii="Roboto Mono" w:cs="Roboto Mono" w:eastAsia="Roboto Mono" w:hAnsi="Roboto Mono"/>
+          <w:b/>
+          <w:bCs/>
           <w:color w:val="C85A8A"/>
           <w:spacing w:val="72"/>
           <w:sz w:val="18"/>
@@ -6615,6 +6681,8 @@
       <w:r>
         <w:rPr>
           <w:rFonts w:ascii="Roboto Mono" w:cs="Roboto Mono" w:eastAsia="Roboto Mono" w:hAnsi="Roboto Mono"/>
+          <w:b/>
+          <w:bCs/>
           <w:color w:val="C85A8A"/>
           <w:sz w:val="20"/>
           <w:szCs w:val="20"/>
@@ -6624,6 +6692,8 @@
       <w:r>
         <w:rPr>
           <w:rFonts w:ascii="Roboto Mono" w:cs="Roboto Mono" w:eastAsia="Roboto Mono" w:hAnsi="Roboto Mono"/>
+          <w:b/>
+          <w:bCs/>
           <w:color w:val="C85A8A"/>
           <w:spacing w:val="-30"/>
           <w:sz w:val="20"/>
@@ -6634,6 +6704,8 @@
       <w:r>
         <w:rPr>
           <w:rFonts w:ascii="Roboto Mono" w:cs="Roboto Mono" w:eastAsia="Roboto Mono" w:hAnsi="Roboto Mono"/>
+          <w:b/>
+          <w:bCs/>
           <w:color w:val="C85A8A"/>
           <w:sz w:val="20"/>
           <w:szCs w:val="20"/>
@@ -6643,6 +6715,8 @@
       <w:r>
         <w:rPr>
           <w:rFonts w:ascii="Roboto Mono" w:cs="Roboto Mono" w:eastAsia="Roboto Mono" w:hAnsi="Roboto Mono"/>
+          <w:b/>
+          <w:bCs/>
           <w:color w:val="C85A8A"/>
           <w:spacing w:val="60"/>
           <w:sz w:val="20"/>
@@ -6716,6 +6790,8 @@
       <w:r>
         <w:rPr>
           <w:rFonts w:ascii="Roboto Mono" w:cs="Roboto Mono" w:eastAsia="Roboto Mono" w:hAnsi="Roboto Mono"/>
+          <w:b/>
+          <w:bCs/>
           <w:color w:val="C85A8A"/>
           <w:sz w:val="20"/>
           <w:szCs w:val="20"/>
@@ -6725,6 +6801,8 @@
       <w:r>
         <w:rPr>
           <w:rFonts w:ascii="Roboto Mono" w:cs="Roboto Mono" w:eastAsia="Roboto Mono" w:hAnsi="Roboto Mono"/>
+          <w:b/>
+          <w:bCs/>
           <w:color w:val="C85A8A"/>
           <w:spacing w:val="-30"/>
           <w:sz w:val="20"/>
@@ -6735,6 +6813,8 @@
       <w:r>
         <w:rPr>
           <w:rFonts w:ascii="Roboto Mono" w:cs="Roboto Mono" w:eastAsia="Roboto Mono" w:hAnsi="Roboto Mono"/>
+          <w:b/>
+          <w:bCs/>
           <w:color w:val="C85A8A"/>
           <w:sz w:val="20"/>
           <w:szCs w:val="20"/>
@@ -6744,6 +6824,8 @@
       <w:r>
         <w:rPr>
           <w:rFonts w:ascii="Roboto Mono" w:cs="Roboto Mono" w:eastAsia="Roboto Mono" w:hAnsi="Roboto Mono"/>
+          <w:b/>
+          <w:bCs/>
           <w:color w:val="C85A8A"/>
           <w:spacing w:val="60"/>
           <w:sz w:val="20"/>
@@ -7053,6 +7135,8 @@
       <w:r>
         <w:rPr>
           <w:rFonts w:ascii="Roboto Mono" w:cs="Roboto Mono" w:eastAsia="Roboto Mono" w:hAnsi="Roboto Mono"/>
+          <w:b/>
+          <w:bCs/>
           <w:color w:val="C85A8A"/>
           <w:sz w:val="20"/>
           <w:szCs w:val="20"/>
@@ -7062,6 +7146,8 @@
       <w:r>
         <w:rPr>
           <w:rFonts w:ascii="Roboto Mono" w:cs="Roboto Mono" w:eastAsia="Roboto Mono" w:hAnsi="Roboto Mono"/>
+          <w:b/>
+          <w:bCs/>
           <w:color w:val="C85A8A"/>
           <w:spacing w:val="-30"/>
           <w:sz w:val="20"/>
@@ -7072,6 +7158,8 @@
       <w:r>
         <w:rPr>
           <w:rFonts w:ascii="Roboto Mono" w:cs="Roboto Mono" w:eastAsia="Roboto Mono" w:hAnsi="Roboto Mono"/>
+          <w:b/>
+          <w:bCs/>
           <w:color w:val="C85A8A"/>
           <w:sz w:val="20"/>
           <w:szCs w:val="20"/>
@@ -7081,6 +7169,8 @@
       <w:r>
         <w:rPr>
           <w:rFonts w:ascii="Roboto Mono" w:cs="Roboto Mono" w:eastAsia="Roboto Mono" w:hAnsi="Roboto Mono"/>
+          <w:b/>
+          <w:bCs/>
           <w:color w:val="C85A8A"/>
           <w:spacing w:val="60"/>
           <w:sz w:val="20"/>
@@ -7142,6 +7232,8 @@
       <w:r>
         <w:rPr>
           <w:rFonts w:ascii="Roboto Mono" w:cs="Roboto Mono" w:eastAsia="Roboto Mono" w:hAnsi="Roboto Mono"/>
+          <w:b/>
+          <w:bCs/>
           <w:color w:val="C85A8A"/>
           <w:sz w:val="20"/>
           <w:szCs w:val="20"/>
@@ -7151,6 +7243,8 @@
       <w:r>
         <w:rPr>
           <w:rFonts w:ascii="Roboto Mono" w:cs="Roboto Mono" w:eastAsia="Roboto Mono" w:hAnsi="Roboto Mono"/>
+          <w:b/>
+          <w:bCs/>
           <w:color w:val="C85A8A"/>
           <w:spacing w:val="-30"/>
           <w:sz w:val="20"/>
@@ -7161,6 +7255,8 @@
       <w:r>
         <w:rPr>
           <w:rFonts w:ascii="Roboto Mono" w:cs="Roboto Mono" w:eastAsia="Roboto Mono" w:hAnsi="Roboto Mono"/>
+          <w:b/>
+          <w:bCs/>
           <w:color w:val="C85A8A"/>
           <w:sz w:val="20"/>
           <w:szCs w:val="20"/>
@@ -7170,6 +7266,8 @@
       <w:r>
         <w:rPr>
           <w:rFonts w:ascii="Roboto Mono" w:cs="Roboto Mono" w:eastAsia="Roboto Mono" w:hAnsi="Roboto Mono"/>
+          <w:b/>
+          <w:bCs/>
           <w:color w:val="C85A8A"/>
           <w:spacing w:val="60"/>
           <w:sz w:val="20"/>
@@ -7302,6 +7400,8 @@
       <w:r>
         <w:rPr>
           <w:rFonts w:ascii="Roboto Mono" w:cs="Roboto Mono" w:eastAsia="Roboto Mono" w:hAnsi="Roboto Mono"/>
+          <w:b/>
+          <w:bCs/>
           <w:color w:val="C85A8A"/>
           <w:sz w:val="20"/>
           <w:szCs w:val="20"/>
@@ -7311,6 +7411,8 @@
       <w:r>
         <w:rPr>
           <w:rFonts w:ascii="Roboto Mono" w:cs="Roboto Mono" w:eastAsia="Roboto Mono" w:hAnsi="Roboto Mono"/>
+          <w:b/>
+          <w:bCs/>
           <w:color w:val="C85A8A"/>
           <w:spacing w:val="-30"/>
           <w:sz w:val="20"/>
@@ -7321,6 +7423,8 @@
       <w:r>
         <w:rPr>
           <w:rFonts w:ascii="Roboto Mono" w:cs="Roboto Mono" w:eastAsia="Roboto Mono" w:hAnsi="Roboto Mono"/>
+          <w:b/>
+          <w:bCs/>
           <w:color w:val="C85A8A"/>
           <w:sz w:val="20"/>
           <w:szCs w:val="20"/>
@@ -7330,6 +7434,8 @@
       <w:r>
         <w:rPr>
           <w:rFonts w:ascii="Roboto Mono" w:cs="Roboto Mono" w:eastAsia="Roboto Mono" w:hAnsi="Roboto Mono"/>
+          <w:b/>
+          <w:bCs/>
           <w:color w:val="C85A8A"/>
           <w:spacing w:val="60"/>
           <w:sz w:val="20"/>
